--- a/grc_wisdom_api/scripts/verify/_tmp_reports/RCM.docx
+++ b/grc_wisdom_api/scripts/verify/_tmp_reports/RCM.docx
@@ -384,7 +384,7 @@
                 <w:sz w:val="17"/>
                 <w:szCs w:val="17"/>
               </w:rPr>
-              <w:t xml:space="preserve">2026-08-17 15:43 UTC</w:t>
+              <w:t xml:space="preserve">2026-09-23 10:59 UTC</w:t>
             </w:r>
           </w:p>
         </w:tc>
@@ -442,6 +442,63 @@
                 <w:szCs w:val="17"/>
               </w:rPr>
               <w:t xml:space="preserve">SUBTREE</w:t>
+            </w:r>
+          </w:p>
+        </w:tc>
+      </w:tr>
+      <w:tr>
+        <w:tc>
+          <w:tcPr>
+            <w:tcW w:type="pct" w:w="28%"/>
+            <w:tcBorders>
+              <w:top w:val="single" w:color="E1E7EF" w:sz="1"/>
+              <w:left w:val="single" w:color="E1E7EF" w:sz="1"/>
+              <w:bottom w:val="single" w:color="E1E7EF" w:sz="1"/>
+              <w:right w:val="single" w:color="E1E7EF" w:sz="1"/>
+            </w:tcBorders>
+            <w:shd w:fill="F5F7FA" w:color="auto" w:val="clear"/>
+            <w:tcMar>
+              <w:top w:type="dxa" w:w="60"/>
+              <w:left w:type="dxa" w:w="90"/>
+              <w:bottom w:type="dxa" w:w="60"/>
+              <w:right w:type="dxa" w:w="90"/>
+            </w:tcMar>
+          </w:tcPr>
+          <w:p>
+            <w:r>
+              <w:rPr>
+                <w:color w:val="646F85"/>
+                <w:sz w:val="17"/>
+                <w:szCs w:val="17"/>
+              </w:rPr>
+              <w:t xml:space="preserve">Document reference</w:t>
+            </w:r>
+          </w:p>
+        </w:tc>
+        <w:tc>
+          <w:tcPr>
+            <w:tcW w:type="pct" w:w="72%"/>
+            <w:tcBorders>
+              <w:top w:val="single" w:color="E1E7EF" w:sz="1"/>
+              <w:left w:val="single" w:color="E1E7EF" w:sz="1"/>
+              <w:bottom w:val="single" w:color="E1E7EF" w:sz="1"/>
+              <w:right w:val="single" w:color="E1E7EF" w:sz="1"/>
+            </w:tcBorders>
+            <w:tcMar>
+              <w:top w:type="dxa" w:w="60"/>
+              <w:left w:type="dxa" w:w="90"/>
+              <w:bottom w:type="dxa" w:w="60"/>
+              <w:right w:type="dxa" w:w="90"/>
+            </w:tcMar>
+          </w:tcPr>
+          <w:p>
+            <w:r>
+              <w:rPr>
+                <w:color w:val="0B1524"/>
+                <w:sz w:val="17"/>
+                <w:szCs w:val="17"/>
+              </w:rPr>
+              <w:t xml:space="preserve">1906-20260923105957</w:t>
             </w:r>
           </w:p>
         </w:tc>
@@ -480,7 +537,7 @@
           <w:sz w:val="15"/>
           <w:szCs w:val="15"/>
         </w:rPr>
-        <w:t xml:space="preserve">Risk &amp; Control Matrix · OmniOps · generated 2026-08-17</w:t>
+        <w:t xml:space="preserve">Risk &amp; Control Matrix · OmniOps · generated 2026-09-23</w:t>
       </w:r>
     </w:p>
     <w:sectPr>

--- a/grc_wisdom_api/scripts/verify/_tmp_reports/RCM.docx
+++ b/grc_wisdom_api/scripts/verify/_tmp_reports/RCM.docx
@@ -384,7 +384,7 @@
                 <w:sz w:val="17"/>
                 <w:szCs w:val="17"/>
               </w:rPr>
-              <w:t xml:space="preserve">2026-09-23 10:59 UTC</w:t>
+              <w:t xml:space="preserve">2026-09-24 22:36 UTC</w:t>
             </w:r>
           </w:p>
         </w:tc>
@@ -498,7 +498,7 @@
                 <w:sz w:val="17"/>
                 <w:szCs w:val="17"/>
               </w:rPr>
-              <w:t xml:space="preserve">1906-20260923105957</w:t>
+              <w:t xml:space="preserve">B7C7-20260924223633</w:t>
             </w:r>
           </w:p>
         </w:tc>
@@ -537,7 +537,7 @@
           <w:sz w:val="15"/>
           <w:szCs w:val="15"/>
         </w:rPr>
-        <w:t xml:space="preserve">Risk &amp; Control Matrix · OmniOps · generated 2026-09-23</w:t>
+        <w:t xml:space="preserve">Risk &amp; Control Matrix · OmniOps · generated 2026-09-24</w:t>
       </w:r>
     </w:p>
     <w:sectPr>
